--- a/Befehle_Dokumentation/Befehle Dokumentation.docx
+++ b/Befehle_Dokumentation/Befehle Dokumentation.docx
@@ -137,7 +137,27 @@
           <w:bCs/>
           <w:u w:val="single"/>
         </w:rPr>
-        <w:t>&lt;input type=“</w:t>
+        <w:t>&lt;</w:t>
+      </w:r>
+      <w:proofErr w:type="spellStart"/>
+      <w:r>
+        <w:rPr>
+          <w:rFonts w:ascii="Arial" w:hAnsi="Arial" w:cs="Arial"/>
+          <w:b/>
+          <w:bCs/>
+          <w:u w:val="single"/>
+        </w:rPr>
+        <w:t>input</w:t>
+      </w:r>
+      <w:proofErr w:type="spellEnd"/>
+      <w:r>
+        <w:rPr>
+          <w:rFonts w:ascii="Arial" w:hAnsi="Arial" w:cs="Arial"/>
+          <w:b/>
+          <w:bCs/>
+          <w:u w:val="single"/>
+        </w:rPr>
+        <w:t xml:space="preserve"> type=“</w:t>
       </w:r>
       <w:r>
         <w:rPr>
@@ -183,13 +203,7 @@
         <w:rPr>
           <w:rFonts w:ascii="Arial" w:hAnsi="Arial" w:cs="Arial"/>
         </w:rPr>
-        <w:t xml:space="preserve">“, </w:t>
-      </w:r>
-      <w:r>
-        <w:rPr>
-          <w:rFonts w:ascii="Arial" w:hAnsi="Arial" w:cs="Arial"/>
-        </w:rPr>
-        <w:t>„</w:t>
+        <w:t>“, „</w:t>
       </w:r>
       <w:proofErr w:type="spellStart"/>
       <w:r>
@@ -203,13 +217,7 @@
         <w:rPr>
           <w:rFonts w:ascii="Arial" w:hAnsi="Arial" w:cs="Arial"/>
         </w:rPr>
-        <w:t>“</w:t>
-      </w:r>
-      <w:r>
-        <w:rPr>
-          <w:rFonts w:ascii="Arial" w:hAnsi="Arial" w:cs="Arial"/>
-        </w:rPr>
-        <w:t xml:space="preserve"> als Passwortfeld, „</w:t>
+        <w:t>“ als Passwortfeld, „</w:t>
       </w:r>
       <w:proofErr w:type="spellStart"/>
       <w:r>
@@ -243,7 +251,27 @@
           <w:bCs/>
           <w:u w:val="single"/>
         </w:rPr>
-        <w:t>&lt;button&gt;</w:t>
+        <w:t>&lt;</w:t>
+      </w:r>
+      <w:proofErr w:type="spellStart"/>
+      <w:r>
+        <w:rPr>
+          <w:rFonts w:ascii="Arial" w:hAnsi="Arial" w:cs="Arial"/>
+          <w:b/>
+          <w:bCs/>
+          <w:u w:val="single"/>
+        </w:rPr>
+        <w:t>button</w:t>
+      </w:r>
+      <w:proofErr w:type="spellEnd"/>
+      <w:r>
+        <w:rPr>
+          <w:rFonts w:ascii="Arial" w:hAnsi="Arial" w:cs="Arial"/>
+          <w:b/>
+          <w:bCs/>
+          <w:u w:val="single"/>
+        </w:rPr>
+        <w:t>&gt;</w:t>
       </w:r>
     </w:p>
     <w:p>
@@ -265,13 +293,39 @@
         <w:jc w:val="both"/>
         <w:rPr>
           <w:rFonts w:ascii="Arial" w:hAnsi="Arial" w:cs="Arial"/>
-        </w:rPr>
-      </w:pPr>
-      <w:r>
-        <w:rPr>
-          <w:rFonts w:ascii="Arial" w:hAnsi="Arial" w:cs="Arial"/>
-        </w:rPr>
-        <w:t xml:space="preserve"> </w:t>
+          <w:b/>
+          <w:bCs/>
+          <w:u w:val="single"/>
+        </w:rPr>
+      </w:pPr>
+      <w:r>
+        <w:rPr>
+          <w:rFonts w:ascii="Arial" w:hAnsi="Arial" w:cs="Arial"/>
+          <w:b/>
+          <w:bCs/>
+          <w:u w:val="single"/>
+        </w:rPr>
+        <w:t>&lt;</w:t>
+      </w:r>
+      <w:proofErr w:type="spellStart"/>
+      <w:r>
+        <w:rPr>
+          <w:rFonts w:ascii="Arial" w:hAnsi="Arial" w:cs="Arial"/>
+          <w:b/>
+          <w:bCs/>
+          <w:u w:val="single"/>
+        </w:rPr>
+        <w:t>display</w:t>
+      </w:r>
+      <w:proofErr w:type="spellEnd"/>
+      <w:r>
+        <w:rPr>
+          <w:rFonts w:ascii="Arial" w:hAnsi="Arial" w:cs="Arial"/>
+          <w:b/>
+          <w:bCs/>
+          <w:u w:val="single"/>
+        </w:rPr>
+        <w:t>&gt;</w:t>
       </w:r>
     </w:p>
     <w:p>
@@ -281,34 +335,250 @@
           <w:rFonts w:ascii="Arial" w:hAnsi="Arial" w:cs="Arial"/>
         </w:rPr>
       </w:pPr>
+      <w:r>
+        <w:rPr>
+          <w:rFonts w:ascii="Arial" w:hAnsi="Arial" w:cs="Arial"/>
+        </w:rPr>
+        <w:t xml:space="preserve">Dieses Element ermöglicht es mir </w:t>
+      </w:r>
+      <w:r>
+        <w:rPr>
+          <w:rFonts w:ascii="Arial" w:hAnsi="Arial" w:cs="Arial"/>
+        </w:rPr>
+        <w:t xml:space="preserve">die Elemente </w:t>
+      </w:r>
+      <w:r>
+        <w:rPr>
+          <w:rFonts w:ascii="Arial" w:hAnsi="Arial" w:cs="Arial"/>
+        </w:rPr>
+        <w:t xml:space="preserve">(in meinem Falle mit der Eigenschaft „flex“) </w:t>
+      </w:r>
+      <w:r>
+        <w:rPr>
+          <w:rFonts w:ascii="Arial" w:hAnsi="Arial" w:cs="Arial"/>
+        </w:rPr>
+        <w:t>innerhalb des</w:t>
+      </w:r>
+      <w:r>
+        <w:rPr>
+          <w:rFonts w:ascii="Arial" w:hAnsi="Arial" w:cs="Arial"/>
+        </w:rPr>
+        <w:t xml:space="preserve"> Container-Element</w:t>
+      </w:r>
+      <w:r>
+        <w:rPr>
+          <w:rFonts w:ascii="Arial" w:hAnsi="Arial" w:cs="Arial"/>
+        </w:rPr>
+        <w:t>s</w:t>
+      </w:r>
+      <w:r>
+        <w:rPr>
+          <w:rFonts w:ascii="Arial" w:hAnsi="Arial" w:cs="Arial"/>
+        </w:rPr>
+        <w:t xml:space="preserve"> &lt;div&gt; </w:t>
+      </w:r>
+      <w:r>
+        <w:rPr>
+          <w:rFonts w:ascii="Arial" w:hAnsi="Arial" w:cs="Arial"/>
+        </w:rPr>
+        <w:t xml:space="preserve">(in meinem Beispiel die Buttons) </w:t>
+      </w:r>
+      <w:r>
+        <w:rPr>
+          <w:rFonts w:ascii="Arial" w:hAnsi="Arial" w:cs="Arial"/>
+        </w:rPr>
+        <w:t>flexibel und so wie es mir am besten passt anzuordnen und zu positionieren, mittels zusätzlicher Funktionen, wie z.B.:</w:t>
+      </w:r>
     </w:p>
     <w:p>
       <w:pPr>
+        <w:pStyle w:val="Listenabsatz"/>
+        <w:numPr>
+          <w:ilvl w:val="0"/>
+          <w:numId w:val="1"/>
+        </w:numPr>
         <w:jc w:val="both"/>
         <w:rPr>
           <w:rFonts w:ascii="Arial" w:hAnsi="Arial" w:cs="Arial"/>
         </w:rPr>
       </w:pPr>
+      <w:proofErr w:type="spellStart"/>
+      <w:r>
+        <w:rPr>
+          <w:rFonts w:ascii="Arial" w:hAnsi="Arial" w:cs="Arial"/>
+        </w:rPr>
+        <w:t>justify</w:t>
+      </w:r>
+      <w:proofErr w:type="spellEnd"/>
+      <w:r>
+        <w:rPr>
+          <w:rFonts w:ascii="Arial" w:hAnsi="Arial" w:cs="Arial"/>
+        </w:rPr>
+        <w:t xml:space="preserve">-content: damit kann ich </w:t>
+      </w:r>
+      <w:r>
+        <w:rPr>
+          <w:rFonts w:ascii="Arial" w:hAnsi="Arial" w:cs="Arial"/>
+        </w:rPr>
+        <w:t>die Buttons</w:t>
+      </w:r>
+      <w:r>
+        <w:rPr>
+          <w:rFonts w:ascii="Arial" w:hAnsi="Arial" w:cs="Arial"/>
+        </w:rPr>
+        <w:t xml:space="preserve"> beliebig auf der horizontalen Achse</w:t>
+      </w:r>
+      <w:r>
+        <w:rPr>
+          <w:rFonts w:ascii="Arial" w:hAnsi="Arial" w:cs="Arial"/>
+        </w:rPr>
+        <w:t>, innerhalb des „Container-Elements“,</w:t>
+      </w:r>
+      <w:r>
+        <w:rPr>
+          <w:rFonts w:ascii="Arial" w:hAnsi="Arial" w:cs="Arial"/>
+        </w:rPr>
+        <w:t xml:space="preserve"> </w:t>
+      </w:r>
+      <w:r>
+        <w:rPr>
+          <w:rFonts w:ascii="Arial" w:hAnsi="Arial" w:cs="Arial"/>
+        </w:rPr>
+        <w:t>verschieben/</w:t>
+      </w:r>
+      <w:r>
+        <w:rPr>
+          <w:rFonts w:ascii="Arial" w:hAnsi="Arial" w:cs="Arial"/>
+        </w:rPr>
+        <w:t>positionieren.</w:t>
+      </w:r>
     </w:p>
     <w:p>
       <w:pPr>
+        <w:pStyle w:val="Listenabsatz"/>
+        <w:numPr>
+          <w:ilvl w:val="0"/>
+          <w:numId w:val="1"/>
+        </w:numPr>
         <w:jc w:val="both"/>
         <w:rPr>
           <w:rFonts w:ascii="Arial" w:hAnsi="Arial" w:cs="Arial"/>
-          <w:b/>
-          <w:bCs/>
-          <w:u w:val="single"/>
-        </w:rPr>
-      </w:pPr>
-      <w:r>
-        <w:rPr>
-          <w:rFonts w:ascii="Arial" w:hAnsi="Arial" w:cs="Arial"/>
-          <w:b/>
-          <w:bCs/>
-          <w:u w:val="single"/>
+        </w:rPr>
+      </w:pPr>
+      <w:proofErr w:type="spellStart"/>
+      <w:r>
+        <w:rPr>
+          <w:rFonts w:ascii="Arial" w:hAnsi="Arial" w:cs="Arial"/>
+        </w:rPr>
+        <w:t>gap</w:t>
+      </w:r>
+      <w:proofErr w:type="spellEnd"/>
+      <w:r>
+        <w:rPr>
+          <w:rFonts w:ascii="Arial" w:hAnsi="Arial" w:cs="Arial"/>
+        </w:rPr>
+        <w:t xml:space="preserve">: damit kann ich die Abstände zwischen </w:t>
+      </w:r>
+      <w:r>
+        <w:rPr>
+          <w:rFonts w:ascii="Arial" w:hAnsi="Arial" w:cs="Arial"/>
+        </w:rPr>
+        <w:t>den</w:t>
+      </w:r>
+      <w:r>
+        <w:rPr>
+          <w:rFonts w:ascii="Arial" w:hAnsi="Arial" w:cs="Arial"/>
+        </w:rPr>
+        <w:t xml:space="preserve"> Buttons innerhalb des „Container-Elements“ festlegen</w:t>
+      </w:r>
+    </w:p>
+    <w:p>
+      <w:pPr>
+        <w:pStyle w:val="Listenabsatz"/>
+        <w:numPr>
+          <w:ilvl w:val="0"/>
+          <w:numId w:val="1"/>
+        </w:numPr>
+        <w:jc w:val="both"/>
+        <w:rPr>
+          <w:rFonts w:ascii="Arial" w:hAnsi="Arial" w:cs="Arial"/>
+        </w:rPr>
+      </w:pPr>
+      <w:r>
+        <w:rPr>
+          <w:rFonts w:ascii="Arial" w:hAnsi="Arial" w:cs="Arial"/>
+        </w:rPr>
+        <w:t>etc.</w:t>
+      </w:r>
+    </w:p>
+    <w:p>
+      <w:pPr>
+        <w:jc w:val="both"/>
+        <w:rPr>
+          <w:rFonts w:ascii="Arial" w:hAnsi="Arial" w:cs="Arial"/>
+        </w:rPr>
+      </w:pPr>
+      <w:r>
+        <w:rPr>
+          <w:rFonts w:ascii="Arial" w:hAnsi="Arial" w:cs="Arial"/>
+        </w:rPr>
+        <w:t xml:space="preserve">Die Eigenschaft „flex“ nimmt die gesamte verfügbare Breite ein und so können die Elemente (z.B. die Buttons) auf dieser ganzen Breite (z.B. horizontal mittels </w:t>
+      </w:r>
+      <w:proofErr w:type="spellStart"/>
+      <w:r>
+        <w:rPr>
+          <w:rFonts w:ascii="Arial" w:hAnsi="Arial" w:cs="Arial"/>
+        </w:rPr>
+        <w:t>justify</w:t>
+      </w:r>
+      <w:proofErr w:type="spellEnd"/>
+      <w:r>
+        <w:rPr>
+          <w:rFonts w:ascii="Arial" w:hAnsi="Arial" w:cs="Arial"/>
+        </w:rPr>
+        <w:t>-content) flexibel bewegt/verschoben/positioniert werden.</w:t>
+      </w:r>
+    </w:p>
+    <w:p>
+      <w:pPr>
+        <w:jc w:val="both"/>
+        <w:rPr>
+          <w:rFonts w:ascii="Arial" w:hAnsi="Arial" w:cs="Arial"/>
+        </w:rPr>
+      </w:pPr>
+    </w:p>
+    <w:p>
+      <w:pPr>
+        <w:jc w:val="both"/>
+        <w:rPr>
+          <w:rFonts w:ascii="Arial" w:hAnsi="Arial" w:cs="Arial"/>
+        </w:rPr>
+      </w:pPr>
+      <w:r>
+        <w:rPr>
+          <w:rFonts w:ascii="Arial" w:hAnsi="Arial" w:cs="Arial"/>
         </w:rPr>
         <w:t xml:space="preserve"> </w:t>
       </w:r>
+    </w:p>
+    <w:p>
+      <w:pPr>
+        <w:jc w:val="both"/>
+        <w:rPr>
+          <w:rFonts w:ascii="Arial" w:hAnsi="Arial" w:cs="Arial"/>
+        </w:rPr>
+      </w:pPr>
+    </w:p>
+    <w:p>
+      <w:pPr>
+        <w:jc w:val="both"/>
+        <w:rPr>
+          <w:rFonts w:ascii="Arial" w:hAnsi="Arial" w:cs="Arial"/>
+          <w:b/>
+          <w:bCs/>
+          <w:u w:val="single"/>
+        </w:rPr>
+      </w:pPr>
     </w:p>
     <w:sectPr>
       <w:pgSz w:w="11906" w:h="16838"/>
@@ -318,6 +588,127 @@
     </w:sectPr>
   </w:body>
 </w:document>
+</file>
+
+<file path=word/numbering.xml><?xml version="1.0" encoding="utf-8"?>
+<w:numbering xmlns:wpc="http://schemas.microsoft.com/office/word/2010/wordprocessingCanvas" xmlns:cx="http://schemas.microsoft.com/office/drawing/2014/chartex" xmlns:cx1="http://schemas.microsoft.com/office/drawing/2015/9/8/chartex" xmlns:cx2="http://schemas.microsoft.com/office/drawing/2015/10/21/chartex" xmlns:cx3="http://schemas.microsoft.com/office/drawing/2016/5/9/chartex" xmlns:cx4="http://schemas.microsoft.com/office/drawing/2016/5/10/chartex" xmlns:cx5="http://schemas.microsoft.com/office/drawing/2016/5/11/chartex" xmlns:cx6="http://schemas.microsoft.com/office/drawing/2016/5/12/chartex" xmlns:cx7="http://schemas.microsoft.com/office/drawing/2016/5/13/chartex" xmlns:cx8="http://schemas.microsoft.com/office/drawing/2016/5/14/chartex" xmlns:mc="http://schemas.openxmlformats.org/markup-compatibility/2006" xmlns:aink="http://schemas.microsoft.com/office/drawing/2016/ink" xmlns:am3d="http://schemas.microsoft.com/office/drawing/2017/model3d" xmlns:o="urn:schemas-microsoft-com:office:office" xmlns:oel="http://schemas.microsoft.com/office/2019/extlst" xmlns:r="http://schemas.openxmlformats.org/officeDocument/2006/relationships" xmlns:m="http://schemas.openxmlformats.org/officeDocument/2006/math" xmlns:v="urn:schemas-microsoft-com:vml" xmlns:wp14="http://schemas.microsoft.com/office/word/2010/wordprocessingDrawing" xmlns:wp="http://schemas.openxmlformats.org/drawingml/2006/wordprocessingDrawing" xmlns:w10="urn:schemas-microsoft-com:office:word" xmlns:w="http://schemas.openxmlformats.org/wordprocessingml/2006/main" xmlns:w14="http://schemas.microsoft.com/office/word/2010/wordml" xmlns:w15="http://schemas.microsoft.com/office/word/2012/wordml" xmlns:w16cex="http://schemas.microsoft.com/office/word/2018/wordml/cex" xmlns:w16cid="http://schemas.microsoft.com/office/word/2016/wordml/cid" xmlns:w16="http://schemas.microsoft.com/office/word/2018/wordml" xmlns:w16sdtdh="http://schemas.microsoft.com/office/word/2020/wordml/sdtdatahash" xmlns:w16se="http://schemas.microsoft.com/office/word/2015/wordml/symex" xmlns:wpg="http://schemas.microsoft.com/office/word/2010/wordprocessingGroup" xmlns:wpi="http://schemas.microsoft.com/office/word/2010/wordprocessingInk" xmlns:wne="http://schemas.microsoft.com/office/word/2006/wordml" xmlns:wps="http://schemas.microsoft.com/office/word/2010/wordprocessingShape" mc:Ignorable="w14 w15 w16se w16cid w16 w16cex w16sdtdh wp14">
+  <w:abstractNum w:abstractNumId="0" w15:restartNumberingAfterBreak="0">
+    <w:nsid w:val="613C083B"/>
+    <w:multiLevelType w:val="hybridMultilevel"/>
+    <w:tmpl w:val="EE98C42A"/>
+    <w:lvl w:ilvl="0" w:tplc="04070001">
+      <w:start w:val="1"/>
+      <w:numFmt w:val="bullet"/>
+      <w:lvlText w:val=""/>
+      <w:lvlJc w:val="left"/>
+      <w:pPr>
+        <w:ind w:left="720" w:hanging="360"/>
+      </w:pPr>
+      <w:rPr>
+        <w:rFonts w:ascii="Symbol" w:hAnsi="Symbol" w:hint="default"/>
+      </w:rPr>
+    </w:lvl>
+    <w:lvl w:ilvl="1" w:tplc="04070003" w:tentative="1">
+      <w:start w:val="1"/>
+      <w:numFmt w:val="bullet"/>
+      <w:lvlText w:val="o"/>
+      <w:lvlJc w:val="left"/>
+      <w:pPr>
+        <w:ind w:left="1440" w:hanging="360"/>
+      </w:pPr>
+      <w:rPr>
+        <w:rFonts w:ascii="Courier New" w:hAnsi="Courier New" w:cs="Courier New" w:hint="default"/>
+      </w:rPr>
+    </w:lvl>
+    <w:lvl w:ilvl="2" w:tplc="04070005" w:tentative="1">
+      <w:start w:val="1"/>
+      <w:numFmt w:val="bullet"/>
+      <w:lvlText w:val=""/>
+      <w:lvlJc w:val="left"/>
+      <w:pPr>
+        <w:ind w:left="2160" w:hanging="360"/>
+      </w:pPr>
+      <w:rPr>
+        <w:rFonts w:ascii="Wingdings" w:hAnsi="Wingdings" w:hint="default"/>
+      </w:rPr>
+    </w:lvl>
+    <w:lvl w:ilvl="3" w:tplc="04070001" w:tentative="1">
+      <w:start w:val="1"/>
+      <w:numFmt w:val="bullet"/>
+      <w:lvlText w:val=""/>
+      <w:lvlJc w:val="left"/>
+      <w:pPr>
+        <w:ind w:left="2880" w:hanging="360"/>
+      </w:pPr>
+      <w:rPr>
+        <w:rFonts w:ascii="Symbol" w:hAnsi="Symbol" w:hint="default"/>
+      </w:rPr>
+    </w:lvl>
+    <w:lvl w:ilvl="4" w:tplc="04070003" w:tentative="1">
+      <w:start w:val="1"/>
+      <w:numFmt w:val="bullet"/>
+      <w:lvlText w:val="o"/>
+      <w:lvlJc w:val="left"/>
+      <w:pPr>
+        <w:ind w:left="3600" w:hanging="360"/>
+      </w:pPr>
+      <w:rPr>
+        <w:rFonts w:ascii="Courier New" w:hAnsi="Courier New" w:cs="Courier New" w:hint="default"/>
+      </w:rPr>
+    </w:lvl>
+    <w:lvl w:ilvl="5" w:tplc="04070005" w:tentative="1">
+      <w:start w:val="1"/>
+      <w:numFmt w:val="bullet"/>
+      <w:lvlText w:val=""/>
+      <w:lvlJc w:val="left"/>
+      <w:pPr>
+        <w:ind w:left="4320" w:hanging="360"/>
+      </w:pPr>
+      <w:rPr>
+        <w:rFonts w:ascii="Wingdings" w:hAnsi="Wingdings" w:hint="default"/>
+      </w:rPr>
+    </w:lvl>
+    <w:lvl w:ilvl="6" w:tplc="04070001" w:tentative="1">
+      <w:start w:val="1"/>
+      <w:numFmt w:val="bullet"/>
+      <w:lvlText w:val=""/>
+      <w:lvlJc w:val="left"/>
+      <w:pPr>
+        <w:ind w:left="5040" w:hanging="360"/>
+      </w:pPr>
+      <w:rPr>
+        <w:rFonts w:ascii="Symbol" w:hAnsi="Symbol" w:hint="default"/>
+      </w:rPr>
+    </w:lvl>
+    <w:lvl w:ilvl="7" w:tplc="04070003" w:tentative="1">
+      <w:start w:val="1"/>
+      <w:numFmt w:val="bullet"/>
+      <w:lvlText w:val="o"/>
+      <w:lvlJc w:val="left"/>
+      <w:pPr>
+        <w:ind w:left="5760" w:hanging="360"/>
+      </w:pPr>
+      <w:rPr>
+        <w:rFonts w:ascii="Courier New" w:hAnsi="Courier New" w:cs="Courier New" w:hint="default"/>
+      </w:rPr>
+    </w:lvl>
+    <w:lvl w:ilvl="8" w:tplc="04070005" w:tentative="1">
+      <w:start w:val="1"/>
+      <w:numFmt w:val="bullet"/>
+      <w:lvlText w:val=""/>
+      <w:lvlJc w:val="left"/>
+      <w:pPr>
+        <w:ind w:left="6480" w:hanging="360"/>
+      </w:pPr>
+      <w:rPr>
+        <w:rFonts w:ascii="Wingdings" w:hAnsi="Wingdings" w:hint="default"/>
+      </w:rPr>
+    </w:lvl>
+  </w:abstractNum>
+  <w:num w:numId="1" w16cid:durableId="1894198323">
+    <w:abstractNumId w:val="0"/>
+  </w:num>
+</w:numbering>
 </file>
 
 <file path=word/styles.xml><?xml version="1.0" encoding="utf-8"?>

--- a/Befehle_Dokumentation/Befehle Dokumentation.docx
+++ b/Befehle_Dokumentation/Befehle Dokumentation.docx
@@ -1,16 +1,9 @@
 
 <file path=word/document.xml><?xml version="1.0" encoding="utf-8"?>
-<w:document xmlns:wpc="http://schemas.microsoft.com/office/word/2010/wordprocessingCanvas" xmlns:cx="http://schemas.microsoft.com/office/drawing/2014/chartex" xmlns:cx1="http://schemas.microsoft.com/office/drawing/2015/9/8/chartex" xmlns:cx2="http://schemas.microsoft.com/office/drawing/2015/10/21/chartex" xmlns:cx3="http://schemas.microsoft.com/office/drawing/2016/5/9/chartex" xmlns:cx4="http://schemas.microsoft.com/office/drawing/2016/5/10/chartex" xmlns:cx5="http://schemas.microsoft.com/office/drawing/2016/5/11/chartex" xmlns:cx6="http://schemas.microsoft.com/office/drawing/2016/5/12/chartex" xmlns:cx7="http://schemas.microsoft.com/office/drawing/2016/5/13/chartex" xmlns:cx8="http://schemas.microsoft.com/office/drawing/2016/5/14/chartex" xmlns:mc="http://schemas.openxmlformats.org/markup-compatibility/2006" xmlns:aink="http://schemas.microsoft.com/office/drawing/2016/ink" xmlns:am3d="http://schemas.microsoft.com/office/drawing/2017/model3d" xmlns:o="urn:schemas-microsoft-com:office:office" xmlns:oel="http://schemas.microsoft.com/office/2019/extlst" xmlns:r="http://schemas.openxmlformats.org/officeDocument/2006/relationships" xmlns:m="http://schemas.openxmlformats.org/officeDocument/2006/math" xmlns:v="urn:schemas-microsoft-com:vml" xmlns:wp14="http://schemas.microsoft.com/office/word/2010/wordprocessingDrawing" xmlns:wp="http://schemas.openxmlformats.org/drawingml/2006/wordprocessingDrawing" xmlns:w10="urn:schemas-microsoft-com:office:word" xmlns:w="http://schemas.openxmlformats.org/wordprocessingml/2006/main" xmlns:w14="http://schemas.microsoft.com/office/word/2010/wordml" xmlns:w15="http://schemas.microsoft.com/office/word/2012/wordml" xmlns:w16cex="http://schemas.microsoft.com/office/word/2018/wordml/cex" xmlns:w16cid="http://schemas.microsoft.com/office/word/2016/wordml/cid" xmlns:w16="http://schemas.microsoft.com/office/word/2018/wordml" xmlns:w16sdtdh="http://schemas.microsoft.com/office/word/2020/wordml/sdtdatahash" xmlns:w16se="http://schemas.microsoft.com/office/word/2015/wordml/symex" xmlns:wpg="http://schemas.microsoft.com/office/word/2010/wordprocessingGroup" xmlns:wpi="http://schemas.microsoft.com/office/word/2010/wordprocessingInk" xmlns:wne="http://schemas.microsoft.com/office/word/2006/wordml" xmlns:wps="http://schemas.microsoft.com/office/word/2010/wordprocessingShape" mc:Ignorable="w14 w15 w16se w16cid w16 w16cex w16sdtdh wp14">
+<w:document xmlns:wpc="http://schemas.microsoft.com/office/word/2010/wordprocessingCanvas" xmlns:cx="http://schemas.microsoft.com/office/drawing/2014/chartex" xmlns:cx1="http://schemas.microsoft.com/office/drawing/2015/9/8/chartex" xmlns:cx2="http://schemas.microsoft.com/office/drawing/2015/10/21/chartex" xmlns:cx3="http://schemas.microsoft.com/office/drawing/2016/5/9/chartex" xmlns:cx4="http://schemas.microsoft.com/office/drawing/2016/5/10/chartex" xmlns:cx5="http://schemas.microsoft.com/office/drawing/2016/5/11/chartex" xmlns:cx6="http://schemas.microsoft.com/office/drawing/2016/5/12/chartex" xmlns:cx7="http://schemas.microsoft.com/office/drawing/2016/5/13/chartex" xmlns:cx8="http://schemas.microsoft.com/office/drawing/2016/5/14/chartex" xmlns:mc="http://schemas.openxmlformats.org/markup-compatibility/2006" xmlns:aink="http://schemas.microsoft.com/office/drawing/2016/ink" xmlns:am3d="http://schemas.microsoft.com/office/drawing/2017/model3d" xmlns:o="urn:schemas-microsoft-com:office:office" xmlns:oel="http://schemas.microsoft.com/office/2019/extlst" xmlns:r="http://schemas.openxmlformats.org/officeDocument/2006/relationships" xmlns:m="http://schemas.openxmlformats.org/officeDocument/2006/math" xmlns:v="urn:schemas-microsoft-com:vml" xmlns:wp14="http://schemas.microsoft.com/office/word/2010/wordprocessingDrawing" xmlns:wp="http://schemas.openxmlformats.org/drawingml/2006/wordprocessingDrawing" xmlns:w10="urn:schemas-microsoft-com:office:word" xmlns:w="http://schemas.openxmlformats.org/wordprocessingml/2006/main" xmlns:w14="http://schemas.microsoft.com/office/word/2010/wordml" xmlns:w15="http://schemas.microsoft.com/office/word/2012/wordml" xmlns:w16cex="http://schemas.microsoft.com/office/word/2018/wordml/cex" xmlns:w16cid="http://schemas.microsoft.com/office/word/2016/wordml/cid" xmlns:w16="http://schemas.microsoft.com/office/word/2018/wordml" xmlns:w16du="http://schemas.microsoft.com/office/word/2023/wordml/word16du" xmlns:w16sdtdh="http://schemas.microsoft.com/office/word/2020/wordml/sdtdatahash" xmlns:w16sdtfl="http://schemas.microsoft.com/office/word/2024/wordml/sdtformatlock" xmlns:w16se="http://schemas.microsoft.com/office/word/2015/wordml/symex" xmlns:wpg="http://schemas.microsoft.com/office/word/2010/wordprocessingGroup" xmlns:wpi="http://schemas.microsoft.com/office/word/2010/wordprocessingInk" xmlns:wne="http://schemas.microsoft.com/office/word/2006/wordml" xmlns:wps="http://schemas.microsoft.com/office/word/2010/wordprocessingShape" mc:Ignorable="w14 w15 w16se w16cid w16 w16cex w16sdtdh w16sdtfl w16du wp14">
   <w:body>
     <w:p>
       <w:pPr>
-        <w:spacing w:line="240" w:lineRule="auto"/>
-        <w:jc w:val="both"/>
-        <w:rPr>
-          <w:rFonts w:ascii="Arial" w:hAnsi="Arial" w:cs="Arial"/>
-        </w:rPr>
-      </w:pPr>
-      <w:r>
         <w:rPr>
           <w:rFonts w:ascii="Arial" w:hAnsi="Arial" w:cs="Arial"/>
           <w:b/>
@@ -19,7 +12,28 @@
           <w:szCs w:val="28"/>
           <w:u w:val="single"/>
         </w:rPr>
+      </w:pPr>
+      <w:r>
+        <w:rPr>
+          <w:rFonts w:ascii="Arial" w:hAnsi="Arial" w:cs="Arial"/>
+          <w:b/>
+          <w:bCs/>
+          <w:sz w:val="28"/>
+          <w:szCs w:val="28"/>
+          <w:u w:val="single"/>
+        </w:rPr>
         <w:t>Befehle Dokumentation</w:t>
+      </w:r>
+      <w:r>
+        <w:rPr>
+          <w:rFonts w:ascii="Arial" w:hAnsi="Arial" w:cs="Arial"/>
+          <w:b/>
+          <w:bCs/>
+          <w:sz w:val="28"/>
+          <w:szCs w:val="28"/>
+          <w:u w:val="single"/>
+        </w:rPr>
+        <w:t xml:space="preserve"> „HTML“</w:t>
       </w:r>
     </w:p>
     <w:p>
@@ -566,6 +580,632 @@
         <w:jc w:val="both"/>
         <w:rPr>
           <w:rFonts w:ascii="Arial" w:hAnsi="Arial" w:cs="Arial"/>
+        </w:rPr>
+      </w:pPr>
+    </w:p>
+    <w:p>
+      <w:pPr>
+        <w:jc w:val="both"/>
+        <w:rPr>
+          <w:rFonts w:ascii="Arial" w:hAnsi="Arial" w:cs="Arial"/>
+        </w:rPr>
+      </w:pPr>
+    </w:p>
+    <w:p>
+      <w:pPr>
+        <w:jc w:val="both"/>
+        <w:rPr>
+          <w:rFonts w:ascii="Arial" w:hAnsi="Arial" w:cs="Arial"/>
+          <w:b/>
+          <w:bCs/>
+          <w:u w:val="single"/>
+        </w:rPr>
+      </w:pPr>
+      <w:r>
+        <w:rPr>
+          <w:rFonts w:ascii="Arial" w:hAnsi="Arial" w:cs="Arial"/>
+          <w:b/>
+          <w:bCs/>
+          <w:u w:val="single"/>
+        </w:rPr>
+        <w:lastRenderedPageBreak/>
+        <w:t>text-</w:t>
+      </w:r>
+      <w:proofErr w:type="spellStart"/>
+      <w:r>
+        <w:rPr>
+          <w:rFonts w:ascii="Arial" w:hAnsi="Arial" w:cs="Arial"/>
+          <w:b/>
+          <w:bCs/>
+          <w:u w:val="single"/>
+        </w:rPr>
+        <w:t>decoration</w:t>
+      </w:r>
+      <w:proofErr w:type="spellEnd"/>
+      <w:r>
+        <w:rPr>
+          <w:rFonts w:ascii="Arial" w:hAnsi="Arial" w:cs="Arial"/>
+          <w:b/>
+          <w:bCs/>
+          <w:u w:val="single"/>
+        </w:rPr>
+        <w:t>:</w:t>
+      </w:r>
+    </w:p>
+    <w:p>
+      <w:pPr>
+        <w:jc w:val="both"/>
+        <w:rPr>
+          <w:rFonts w:ascii="Arial" w:hAnsi="Arial" w:cs="Arial"/>
+        </w:rPr>
+      </w:pPr>
+      <w:r>
+        <w:rPr>
+          <w:rFonts w:ascii="Arial" w:hAnsi="Arial" w:cs="Arial"/>
+        </w:rPr>
+        <w:t>Die CSS-Eigenschaft text-</w:t>
+      </w:r>
+      <w:proofErr w:type="spellStart"/>
+      <w:r>
+        <w:rPr>
+          <w:rFonts w:ascii="Arial" w:hAnsi="Arial" w:cs="Arial"/>
+        </w:rPr>
+        <w:t>decoration</w:t>
+      </w:r>
+      <w:proofErr w:type="spellEnd"/>
+      <w:r>
+        <w:rPr>
+          <w:rFonts w:ascii="Arial" w:hAnsi="Arial" w:cs="Arial"/>
+        </w:rPr>
+        <w:t xml:space="preserve">: </w:t>
+      </w:r>
+      <w:proofErr w:type="spellStart"/>
+      <w:r>
+        <w:rPr>
+          <w:rFonts w:ascii="Arial" w:hAnsi="Arial" w:cs="Arial"/>
+        </w:rPr>
+        <w:t>none</w:t>
+      </w:r>
+      <w:proofErr w:type="spellEnd"/>
+      <w:r>
+        <w:rPr>
+          <w:rFonts w:ascii="Arial" w:hAnsi="Arial" w:cs="Arial"/>
+        </w:rPr>
+        <w:t>; entfernt die Textdekoration. Sie wird häufig verwendet, um die standardmäßige Unterstreichung von Links zu entfernen.</w:t>
+      </w:r>
+    </w:p>
+    <w:p>
+      <w:pPr>
+        <w:jc w:val="both"/>
+        <w:rPr>
+          <w:rFonts w:ascii="Arial" w:hAnsi="Arial" w:cs="Arial"/>
+          <w:lang w:val="en-US"/>
+        </w:rPr>
+      </w:pPr>
+      <w:proofErr w:type="spellStart"/>
+      <w:r>
+        <w:rPr>
+          <w:rFonts w:ascii="Arial" w:hAnsi="Arial" w:cs="Arial"/>
+          <w:lang w:val="en-US"/>
+        </w:rPr>
+        <w:t>Beispiel</w:t>
+      </w:r>
+      <w:proofErr w:type="spellEnd"/>
+      <w:r>
+        <w:rPr>
+          <w:rFonts w:ascii="Arial" w:hAnsi="Arial" w:cs="Arial"/>
+          <w:lang w:val="en-US"/>
+        </w:rPr>
+        <w:t>:</w:t>
+      </w:r>
+    </w:p>
+    <w:p>
+      <w:pPr>
+        <w:jc w:val="both"/>
+        <w:rPr>
+          <w:rFonts w:ascii="Arial" w:hAnsi="Arial" w:cs="Arial"/>
+          <w:lang w:val="en-US"/>
+        </w:rPr>
+      </w:pPr>
+      <w:r>
+        <w:rPr>
+          <w:rFonts w:ascii="Arial" w:hAnsi="Arial" w:cs="Arial"/>
+          <w:lang w:val="en-US"/>
+        </w:rPr>
+        <w:t>a {</w:t>
+      </w:r>
+    </w:p>
+    <w:p>
+      <w:pPr>
+        <w:jc w:val="both"/>
+        <w:rPr>
+          <w:rFonts w:ascii="Arial" w:hAnsi="Arial" w:cs="Arial"/>
+          <w:lang w:val="en-US"/>
+        </w:rPr>
+      </w:pPr>
+      <w:r>
+        <w:rPr>
+          <w:rFonts w:ascii="Arial" w:hAnsi="Arial" w:cs="Arial"/>
+          <w:lang w:val="en-US"/>
+        </w:rPr>
+        <w:t xml:space="preserve">    text-decoration: none;</w:t>
+      </w:r>
+    </w:p>
+    <w:p>
+      <w:pPr>
+        <w:jc w:val="both"/>
+        <w:rPr>
+          <w:rFonts w:ascii="Arial" w:hAnsi="Arial" w:cs="Arial"/>
+        </w:rPr>
+      </w:pPr>
+      <w:r>
+        <w:rPr>
+          <w:rFonts w:ascii="Arial" w:hAnsi="Arial" w:cs="Arial"/>
+        </w:rPr>
+        <w:t>}</w:t>
+      </w:r>
+    </w:p>
+    <w:p>
+      <w:pPr>
+        <w:jc w:val="both"/>
+        <w:rPr>
+          <w:rFonts w:ascii="Arial" w:hAnsi="Arial" w:cs="Arial"/>
+        </w:rPr>
+      </w:pPr>
+      <w:r>
+        <w:rPr>
+          <w:rFonts w:ascii="Arial" w:hAnsi="Arial" w:cs="Arial"/>
+        </w:rPr>
+        <w:t>Dadurch werden alle Links auf der Webseite ohne Unterstreichung angezeigt.</w:t>
+      </w:r>
+    </w:p>
+    <w:p>
+      <w:pPr>
+        <w:jc w:val="both"/>
+        <w:rPr>
+          <w:rFonts w:ascii="Arial" w:hAnsi="Arial" w:cs="Arial"/>
+        </w:rPr>
+      </w:pPr>
+    </w:p>
+    <w:p>
+      <w:pPr>
+        <w:jc w:val="both"/>
+        <w:rPr>
+          <w:rFonts w:ascii="Arial" w:hAnsi="Arial" w:cs="Arial"/>
+          <w:b/>
+          <w:bCs/>
+          <w:u w:val="single"/>
+        </w:rPr>
+      </w:pPr>
+      <w:proofErr w:type="spellStart"/>
+      <w:r>
+        <w:rPr>
+          <w:rFonts w:ascii="Arial" w:hAnsi="Arial" w:cs="Arial"/>
+          <w:b/>
+          <w:bCs/>
+          <w:u w:val="single"/>
+        </w:rPr>
+        <w:t>vertical-align</w:t>
+      </w:r>
+      <w:proofErr w:type="spellEnd"/>
+      <w:r>
+        <w:rPr>
+          <w:rFonts w:ascii="Arial" w:hAnsi="Arial" w:cs="Arial"/>
+          <w:b/>
+          <w:bCs/>
+          <w:u w:val="single"/>
+        </w:rPr>
+        <w:t>:</w:t>
+      </w:r>
+    </w:p>
+    <w:p>
+      <w:pPr>
+        <w:jc w:val="both"/>
+        <w:rPr>
+          <w:rFonts w:ascii="Arial" w:hAnsi="Arial" w:cs="Arial"/>
+        </w:rPr>
+      </w:pPr>
+      <w:r>
+        <w:rPr>
+          <w:rFonts w:ascii="Arial" w:hAnsi="Arial" w:cs="Arial"/>
+        </w:rPr>
+        <w:t xml:space="preserve">Die CSS-Eigenschaft </w:t>
+      </w:r>
+      <w:proofErr w:type="spellStart"/>
+      <w:r>
+        <w:rPr>
+          <w:rFonts w:ascii="Arial" w:hAnsi="Arial" w:cs="Arial"/>
+        </w:rPr>
+        <w:t>vertical-align</w:t>
+      </w:r>
+      <w:proofErr w:type="spellEnd"/>
+      <w:r>
+        <w:rPr>
+          <w:rFonts w:ascii="Arial" w:hAnsi="Arial" w:cs="Arial"/>
+        </w:rPr>
+        <w:t xml:space="preserve">: </w:t>
+      </w:r>
+      <w:proofErr w:type="spellStart"/>
+      <w:r>
+        <w:rPr>
+          <w:rFonts w:ascii="Arial" w:hAnsi="Arial" w:cs="Arial"/>
+        </w:rPr>
+        <w:t>middle</w:t>
+      </w:r>
+      <w:proofErr w:type="spellEnd"/>
+      <w:r>
+        <w:rPr>
+          <w:rFonts w:ascii="Arial" w:hAnsi="Arial" w:cs="Arial"/>
+        </w:rPr>
+        <w:t>; richtet ein Element vertikal mittig an seiner Bezugslinie aus. Sie wird häufig verwendet, um beispielsweise Bilder und Text nebeneinander auf gleicher Höhe auszurichten.</w:t>
+      </w:r>
+    </w:p>
+    <w:p>
+      <w:pPr>
+        <w:jc w:val="both"/>
+        <w:rPr>
+          <w:rFonts w:ascii="Arial" w:hAnsi="Arial" w:cs="Arial"/>
+        </w:rPr>
+      </w:pPr>
+      <w:r>
+        <w:rPr>
+          <w:rFonts w:ascii="Arial" w:hAnsi="Arial" w:cs="Arial"/>
+        </w:rPr>
+        <w:t>Beispiel:</w:t>
+      </w:r>
+    </w:p>
+    <w:p>
+      <w:pPr>
+        <w:jc w:val="both"/>
+        <w:rPr>
+          <w:rFonts w:ascii="Arial" w:hAnsi="Arial" w:cs="Arial"/>
+        </w:rPr>
+      </w:pPr>
+      <w:proofErr w:type="spellStart"/>
+      <w:r>
+        <w:rPr>
+          <w:rFonts w:ascii="Arial" w:hAnsi="Arial" w:cs="Arial"/>
+        </w:rPr>
+        <w:t>img</w:t>
+      </w:r>
+      <w:proofErr w:type="spellEnd"/>
+      <w:r>
+        <w:rPr>
+          <w:rFonts w:ascii="Arial" w:hAnsi="Arial" w:cs="Arial"/>
+        </w:rPr>
+        <w:t xml:space="preserve"> {</w:t>
+      </w:r>
+    </w:p>
+    <w:p>
+      <w:pPr>
+        <w:jc w:val="both"/>
+        <w:rPr>
+          <w:rFonts w:ascii="Arial" w:hAnsi="Arial" w:cs="Arial"/>
+        </w:rPr>
+      </w:pPr>
+      <w:r>
+        <w:rPr>
+          <w:rFonts w:ascii="Arial" w:hAnsi="Arial" w:cs="Arial"/>
+        </w:rPr>
+        <w:t xml:space="preserve">    </w:t>
+      </w:r>
+      <w:proofErr w:type="spellStart"/>
+      <w:r>
+        <w:rPr>
+          <w:rFonts w:ascii="Arial" w:hAnsi="Arial" w:cs="Arial"/>
+        </w:rPr>
+        <w:t>vertical-align</w:t>
+      </w:r>
+      <w:proofErr w:type="spellEnd"/>
+      <w:r>
+        <w:rPr>
+          <w:rFonts w:ascii="Arial" w:hAnsi="Arial" w:cs="Arial"/>
+        </w:rPr>
+        <w:t xml:space="preserve">: </w:t>
+      </w:r>
+      <w:proofErr w:type="spellStart"/>
+      <w:r>
+        <w:rPr>
+          <w:rFonts w:ascii="Arial" w:hAnsi="Arial" w:cs="Arial"/>
+        </w:rPr>
+        <w:t>middle</w:t>
+      </w:r>
+      <w:proofErr w:type="spellEnd"/>
+      <w:r>
+        <w:rPr>
+          <w:rFonts w:ascii="Arial" w:hAnsi="Arial" w:cs="Arial"/>
+        </w:rPr>
+        <w:t>;</w:t>
+      </w:r>
+    </w:p>
+    <w:p>
+      <w:pPr>
+        <w:jc w:val="both"/>
+        <w:rPr>
+          <w:rFonts w:ascii="Arial" w:hAnsi="Arial" w:cs="Arial"/>
+        </w:rPr>
+      </w:pPr>
+      <w:r>
+        <w:rPr>
+          <w:rFonts w:ascii="Arial" w:hAnsi="Arial" w:cs="Arial"/>
+        </w:rPr>
+        <w:t>}</w:t>
+      </w:r>
+    </w:p>
+    <w:p>
+      <w:pPr>
+        <w:jc w:val="both"/>
+        <w:rPr>
+          <w:rFonts w:ascii="Arial" w:hAnsi="Arial" w:cs="Arial"/>
+        </w:rPr>
+      </w:pPr>
+      <w:r>
+        <w:rPr>
+          <w:rFonts w:ascii="Arial" w:hAnsi="Arial" w:cs="Arial"/>
+        </w:rPr>
+        <w:t>Dadurch wird das Bild vertikal mittig zur Textzeile ausgerichtet.</w:t>
+      </w:r>
+    </w:p>
+    <w:p>
+      <w:pPr>
+        <w:jc w:val="both"/>
+        <w:rPr>
+          <w:rFonts w:ascii="Arial" w:hAnsi="Arial" w:cs="Arial"/>
+        </w:rPr>
+      </w:pPr>
+    </w:p>
+    <w:p>
+      <w:pPr>
+        <w:jc w:val="both"/>
+        <w:rPr>
+          <w:rFonts w:ascii="Arial" w:hAnsi="Arial" w:cs="Arial"/>
+          <w:b/>
+          <w:bCs/>
+          <w:u w:val="single"/>
+        </w:rPr>
+      </w:pPr>
+      <w:proofErr w:type="spellStart"/>
+      <w:r>
+        <w:rPr>
+          <w:rFonts w:ascii="Arial" w:hAnsi="Arial" w:cs="Arial"/>
+          <w:b/>
+          <w:bCs/>
+          <w:u w:val="single"/>
+        </w:rPr>
+        <w:t>cursor</w:t>
+      </w:r>
+      <w:proofErr w:type="spellEnd"/>
+      <w:r>
+        <w:rPr>
+          <w:rFonts w:ascii="Arial" w:hAnsi="Arial" w:cs="Arial"/>
+          <w:b/>
+          <w:bCs/>
+          <w:u w:val="single"/>
+        </w:rPr>
+        <w:t>:</w:t>
+      </w:r>
+    </w:p>
+    <w:p>
+      <w:pPr>
+        <w:jc w:val="both"/>
+        <w:rPr>
+          <w:rFonts w:ascii="Arial" w:hAnsi="Arial" w:cs="Arial"/>
+        </w:rPr>
+      </w:pPr>
+      <w:r>
+        <w:rPr>
+          <w:rFonts w:ascii="Arial" w:hAnsi="Arial" w:cs="Arial"/>
+        </w:rPr>
+        <w:t xml:space="preserve">Die CSS-Eigenschaft </w:t>
+      </w:r>
+      <w:proofErr w:type="spellStart"/>
+      <w:r>
+        <w:rPr>
+          <w:rFonts w:ascii="Arial" w:hAnsi="Arial" w:cs="Arial"/>
+        </w:rPr>
+        <w:t>cursor</w:t>
+      </w:r>
+      <w:proofErr w:type="spellEnd"/>
+      <w:r>
+        <w:rPr>
+          <w:rFonts w:ascii="Arial" w:hAnsi="Arial" w:cs="Arial"/>
+        </w:rPr>
+        <w:t xml:space="preserve">: </w:t>
+      </w:r>
+      <w:proofErr w:type="spellStart"/>
+      <w:r>
+        <w:rPr>
+          <w:rFonts w:ascii="Arial" w:hAnsi="Arial" w:cs="Arial"/>
+        </w:rPr>
+        <w:t>pointer</w:t>
+      </w:r>
+      <w:proofErr w:type="spellEnd"/>
+      <w:r>
+        <w:rPr>
+          <w:rFonts w:ascii="Arial" w:hAnsi="Arial" w:cs="Arial"/>
+        </w:rPr>
+        <w:t>; verändert den Mauszeiger zu einer Hand, wenn man sich mit der Maus über ein Element bewegt. Dadurch erkennt der Benutzer, dass das Element anklickbar ist.</w:t>
+      </w:r>
+    </w:p>
+    <w:p>
+      <w:pPr>
+        <w:jc w:val="both"/>
+        <w:rPr>
+          <w:rFonts w:ascii="Arial" w:hAnsi="Arial" w:cs="Arial"/>
+        </w:rPr>
+      </w:pPr>
+      <w:r>
+        <w:rPr>
+          <w:rFonts w:ascii="Arial" w:hAnsi="Arial" w:cs="Arial"/>
+        </w:rPr>
+        <w:t>Beispiel:</w:t>
+      </w:r>
+    </w:p>
+    <w:p>
+      <w:pPr>
+        <w:jc w:val="both"/>
+        <w:rPr>
+          <w:rFonts w:ascii="Arial" w:hAnsi="Arial" w:cs="Arial"/>
+        </w:rPr>
+      </w:pPr>
+      <w:proofErr w:type="spellStart"/>
+      <w:r>
+        <w:rPr>
+          <w:rFonts w:ascii="Arial" w:hAnsi="Arial" w:cs="Arial"/>
+        </w:rPr>
+        <w:t>button</w:t>
+      </w:r>
+      <w:proofErr w:type="spellEnd"/>
+      <w:r>
+        <w:rPr>
+          <w:rFonts w:ascii="Arial" w:hAnsi="Arial" w:cs="Arial"/>
+        </w:rPr>
+        <w:t xml:space="preserve"> {</w:t>
+      </w:r>
+    </w:p>
+    <w:p>
+      <w:pPr>
+        <w:jc w:val="both"/>
+        <w:rPr>
+          <w:rFonts w:ascii="Arial" w:hAnsi="Arial" w:cs="Arial"/>
+        </w:rPr>
+      </w:pPr>
+      <w:r>
+        <w:rPr>
+          <w:rFonts w:ascii="Arial" w:hAnsi="Arial" w:cs="Arial"/>
+        </w:rPr>
+        <w:t xml:space="preserve">    </w:t>
+      </w:r>
+      <w:proofErr w:type="spellStart"/>
+      <w:r>
+        <w:rPr>
+          <w:rFonts w:ascii="Arial" w:hAnsi="Arial" w:cs="Arial"/>
+        </w:rPr>
+        <w:t>cursor</w:t>
+      </w:r>
+      <w:proofErr w:type="spellEnd"/>
+      <w:r>
+        <w:rPr>
+          <w:rFonts w:ascii="Arial" w:hAnsi="Arial" w:cs="Arial"/>
+        </w:rPr>
+        <w:t xml:space="preserve">: </w:t>
+      </w:r>
+      <w:proofErr w:type="spellStart"/>
+      <w:r>
+        <w:rPr>
+          <w:rFonts w:ascii="Arial" w:hAnsi="Arial" w:cs="Arial"/>
+        </w:rPr>
+        <w:t>pointer</w:t>
+      </w:r>
+      <w:proofErr w:type="spellEnd"/>
+      <w:r>
+        <w:rPr>
+          <w:rFonts w:ascii="Arial" w:hAnsi="Arial" w:cs="Arial"/>
+        </w:rPr>
+        <w:t>;</w:t>
+      </w:r>
+    </w:p>
+    <w:p>
+      <w:pPr>
+        <w:jc w:val="both"/>
+        <w:rPr>
+          <w:rFonts w:ascii="Arial" w:hAnsi="Arial" w:cs="Arial"/>
+        </w:rPr>
+      </w:pPr>
+      <w:r>
+        <w:rPr>
+          <w:rFonts w:ascii="Arial" w:hAnsi="Arial" w:cs="Arial"/>
+        </w:rPr>
+        <w:t>}</w:t>
+      </w:r>
+    </w:p>
+    <w:p>
+      <w:pPr>
+        <w:jc w:val="both"/>
+        <w:rPr>
+          <w:rFonts w:ascii="Arial" w:hAnsi="Arial" w:cs="Arial"/>
+        </w:rPr>
+      </w:pPr>
+      <w:r>
+        <w:rPr>
+          <w:rFonts w:ascii="Arial" w:hAnsi="Arial" w:cs="Arial"/>
+        </w:rPr>
+        <w:t>Dadurch wird der Mauszeiger über dem Button als Hand angezeigt.</w:t>
+      </w:r>
+    </w:p>
+    <w:p>
+      <w:pPr>
+        <w:jc w:val="both"/>
+        <w:rPr>
+          <w:rFonts w:ascii="Arial" w:hAnsi="Arial" w:cs="Arial"/>
+        </w:rPr>
+      </w:pPr>
+    </w:p>
+    <w:p>
+      <w:pPr>
+        <w:jc w:val="both"/>
+        <w:rPr>
+          <w:rFonts w:ascii="Arial" w:hAnsi="Arial" w:cs="Arial"/>
+        </w:rPr>
+      </w:pPr>
+    </w:p>
+    <w:p>
+      <w:pPr>
+        <w:jc w:val="both"/>
+        <w:rPr>
+          <w:rFonts w:ascii="Arial" w:hAnsi="Arial" w:cs="Arial"/>
+        </w:rPr>
+      </w:pPr>
+    </w:p>
+    <w:p>
+      <w:pPr>
+        <w:jc w:val="both"/>
+        <w:rPr>
+          <w:rFonts w:ascii="Arial" w:hAnsi="Arial" w:cs="Arial"/>
+          <w:b/>
+          <w:bCs/>
+          <w:u w:val="single"/>
+        </w:rPr>
+      </w:pPr>
+    </w:p>
+    <w:p>
+      <w:pPr>
+        <w:jc w:val="both"/>
+        <w:rPr>
+          <w:rFonts w:ascii="Arial" w:hAnsi="Arial" w:cs="Arial"/>
+          <w:b/>
+          <w:bCs/>
+          <w:u w:val="single"/>
+        </w:rPr>
+      </w:pPr>
+    </w:p>
+    <w:p>
+      <w:pPr>
+        <w:jc w:val="both"/>
+        <w:rPr>
+          <w:rFonts w:ascii="Arial" w:hAnsi="Arial" w:cs="Arial"/>
+          <w:b/>
+          <w:bCs/>
+          <w:u w:val="single"/>
+        </w:rPr>
+      </w:pPr>
+    </w:p>
+    <w:p>
+      <w:pPr>
+        <w:jc w:val="both"/>
+        <w:rPr>
+          <w:rFonts w:ascii="Arial" w:hAnsi="Arial" w:cs="Arial"/>
+        </w:rPr>
+      </w:pPr>
+    </w:p>
+    <w:p>
+      <w:pPr>
+        <w:jc w:val="both"/>
+        <w:rPr>
+          <w:rFonts w:ascii="Arial" w:hAnsi="Arial" w:cs="Arial"/>
+          <w:b/>
+          <w:bCs/>
+          <w:u w:val="single"/>
         </w:rPr>
       </w:pPr>
     </w:p>
@@ -591,7 +1231,7 @@
 </file>
 
 <file path=word/numbering.xml><?xml version="1.0" encoding="utf-8"?>
-<w:numbering xmlns:wpc="http://schemas.microsoft.com/office/word/2010/wordprocessingCanvas" xmlns:cx="http://schemas.microsoft.com/office/drawing/2014/chartex" xmlns:cx1="http://schemas.microsoft.com/office/drawing/2015/9/8/chartex" xmlns:cx2="http://schemas.microsoft.com/office/drawing/2015/10/21/chartex" xmlns:cx3="http://schemas.microsoft.com/office/drawing/2016/5/9/chartex" xmlns:cx4="http://schemas.microsoft.com/office/drawing/2016/5/10/chartex" xmlns:cx5="http://schemas.microsoft.com/office/drawing/2016/5/11/chartex" xmlns:cx6="http://schemas.microsoft.com/office/drawing/2016/5/12/chartex" xmlns:cx7="http://schemas.microsoft.com/office/drawing/2016/5/13/chartex" xmlns:cx8="http://schemas.microsoft.com/office/drawing/2016/5/14/chartex" xmlns:mc="http://schemas.openxmlformats.org/markup-compatibility/2006" xmlns:aink="http://schemas.microsoft.com/office/drawing/2016/ink" xmlns:am3d="http://schemas.microsoft.com/office/drawing/2017/model3d" xmlns:o="urn:schemas-microsoft-com:office:office" xmlns:oel="http://schemas.microsoft.com/office/2019/extlst" xmlns:r="http://schemas.openxmlformats.org/officeDocument/2006/relationships" xmlns:m="http://schemas.openxmlformats.org/officeDocument/2006/math" xmlns:v="urn:schemas-microsoft-com:vml" xmlns:wp14="http://schemas.microsoft.com/office/word/2010/wordprocessingDrawing" xmlns:wp="http://schemas.openxmlformats.org/drawingml/2006/wordprocessingDrawing" xmlns:w10="urn:schemas-microsoft-com:office:word" xmlns:w="http://schemas.openxmlformats.org/wordprocessingml/2006/main" xmlns:w14="http://schemas.microsoft.com/office/word/2010/wordml" xmlns:w15="http://schemas.microsoft.com/office/word/2012/wordml" xmlns:w16cex="http://schemas.microsoft.com/office/word/2018/wordml/cex" xmlns:w16cid="http://schemas.microsoft.com/office/word/2016/wordml/cid" xmlns:w16="http://schemas.microsoft.com/office/word/2018/wordml" xmlns:w16sdtdh="http://schemas.microsoft.com/office/word/2020/wordml/sdtdatahash" xmlns:w16se="http://schemas.microsoft.com/office/word/2015/wordml/symex" xmlns:wpg="http://schemas.microsoft.com/office/word/2010/wordprocessingGroup" xmlns:wpi="http://schemas.microsoft.com/office/word/2010/wordprocessingInk" xmlns:wne="http://schemas.microsoft.com/office/word/2006/wordml" xmlns:wps="http://schemas.microsoft.com/office/word/2010/wordprocessingShape" mc:Ignorable="w14 w15 w16se w16cid w16 w16cex w16sdtdh wp14">
+<w:numbering xmlns:wpc="http://schemas.microsoft.com/office/word/2010/wordprocessingCanvas" xmlns:cx="http://schemas.microsoft.com/office/drawing/2014/chartex" xmlns:cx1="http://schemas.microsoft.com/office/drawing/2015/9/8/chartex" xmlns:cx2="http://schemas.microsoft.com/office/drawing/2015/10/21/chartex" xmlns:cx3="http://schemas.microsoft.com/office/drawing/2016/5/9/chartex" xmlns:cx4="http://schemas.microsoft.com/office/drawing/2016/5/10/chartex" xmlns:cx5="http://schemas.microsoft.com/office/drawing/2016/5/11/chartex" xmlns:cx6="http://schemas.microsoft.com/office/drawing/2016/5/12/chartex" xmlns:cx7="http://schemas.microsoft.com/office/drawing/2016/5/13/chartex" xmlns:cx8="http://schemas.microsoft.com/office/drawing/2016/5/14/chartex" xmlns:mc="http://schemas.openxmlformats.org/markup-compatibility/2006" xmlns:aink="http://schemas.microsoft.com/office/drawing/2016/ink" xmlns:am3d="http://schemas.microsoft.com/office/drawing/2017/model3d" xmlns:o="urn:schemas-microsoft-com:office:office" xmlns:oel="http://schemas.microsoft.com/office/2019/extlst" xmlns:r="http://schemas.openxmlformats.org/officeDocument/2006/relationships" xmlns:m="http://schemas.openxmlformats.org/officeDocument/2006/math" xmlns:v="urn:schemas-microsoft-com:vml" xmlns:wp14="http://schemas.microsoft.com/office/word/2010/wordprocessingDrawing" xmlns:wp="http://schemas.openxmlformats.org/drawingml/2006/wordprocessingDrawing" xmlns:w10="urn:schemas-microsoft-com:office:word" xmlns:w="http://schemas.openxmlformats.org/wordprocessingml/2006/main" xmlns:w14="http://schemas.microsoft.com/office/word/2010/wordml" xmlns:w15="http://schemas.microsoft.com/office/word/2012/wordml" xmlns:w16cex="http://schemas.microsoft.com/office/word/2018/wordml/cex" xmlns:w16cid="http://schemas.microsoft.com/office/word/2016/wordml/cid" xmlns:w16="http://schemas.microsoft.com/office/word/2018/wordml" xmlns:w16du="http://schemas.microsoft.com/office/word/2023/wordml/word16du" xmlns:w16sdtdh="http://schemas.microsoft.com/office/word/2020/wordml/sdtdatahash" xmlns:w16sdtfl="http://schemas.microsoft.com/office/word/2024/wordml/sdtformatlock" xmlns:w16se="http://schemas.microsoft.com/office/word/2015/wordml/symex" xmlns:wpg="http://schemas.microsoft.com/office/word/2010/wordprocessingGroup" xmlns:wpi="http://schemas.microsoft.com/office/word/2010/wordprocessingInk" xmlns:wne="http://schemas.microsoft.com/office/word/2006/wordml" xmlns:wps="http://schemas.microsoft.com/office/word/2010/wordprocessingShape" mc:Ignorable="w14 w15 w16se w16cid w16 w16cex w16sdtdh w16sdtfl w16du wp14">
   <w:abstractNum w:abstractNumId="0" w15:restartNumberingAfterBreak="0">
     <w:nsid w:val="613C083B"/>
     <w:multiLevelType w:val="hybridMultilevel"/>
@@ -712,7 +1352,7 @@
 </file>
 
 <file path=word/styles.xml><?xml version="1.0" encoding="utf-8"?>
-<w:styles xmlns:mc="http://schemas.openxmlformats.org/markup-compatibility/2006" xmlns:r="http://schemas.openxmlformats.org/officeDocument/2006/relationships" xmlns:w="http://schemas.openxmlformats.org/wordprocessingml/2006/main" xmlns:w14="http://schemas.microsoft.com/office/word/2010/wordml" xmlns:w15="http://schemas.microsoft.com/office/word/2012/wordml" xmlns:w16cex="http://schemas.microsoft.com/office/word/2018/wordml/cex" xmlns:w16cid="http://schemas.microsoft.com/office/word/2016/wordml/cid" xmlns:w16="http://schemas.microsoft.com/office/word/2018/wordml" xmlns:w16sdtdh="http://schemas.microsoft.com/office/word/2020/wordml/sdtdatahash" xmlns:w16se="http://schemas.microsoft.com/office/word/2015/wordml/symex" mc:Ignorable="w14 w15 w16se w16cid w16 w16cex w16sdtdh">
+<w:styles xmlns:mc="http://schemas.openxmlformats.org/markup-compatibility/2006" xmlns:r="http://schemas.openxmlformats.org/officeDocument/2006/relationships" xmlns:w="http://schemas.openxmlformats.org/wordprocessingml/2006/main" xmlns:w14="http://schemas.microsoft.com/office/word/2010/wordml" xmlns:w15="http://schemas.microsoft.com/office/word/2012/wordml" xmlns:w16cex="http://schemas.microsoft.com/office/word/2018/wordml/cex" xmlns:w16cid="http://schemas.microsoft.com/office/word/2016/wordml/cid" xmlns:w16="http://schemas.microsoft.com/office/word/2018/wordml" xmlns:w16du="http://schemas.microsoft.com/office/word/2023/wordml/word16du" xmlns:w16sdtdh="http://schemas.microsoft.com/office/word/2020/wordml/sdtdatahash" xmlns:w16sdtfl="http://schemas.microsoft.com/office/word/2024/wordml/sdtformatlock" xmlns:w16se="http://schemas.microsoft.com/office/word/2015/wordml/symex" mc:Ignorable="w14 w15 w16se w16cid w16 w16cex w16sdtdh w16sdtfl w16du">
   <w:docDefaults>
     <w:rPrDefault>
       <w:rPr>
@@ -1111,6 +1751,7 @@
   <w:style w:type="paragraph" w:default="1" w:styleId="Standard">
     <w:name w:val="Normal"/>
     <w:qFormat/>
+    <w:rsid w:val="00000FB0"/>
   </w:style>
   <w:style w:type="paragraph" w:styleId="berschrift1">
     <w:name w:val="heading 1"/>
@@ -1314,7 +1955,6 @@
   <w:style w:type="character" w:default="1" w:styleId="Absatz-Standardschriftart">
     <w:name w:val="Default Paragraph Font"/>
     <w:uiPriority w:val="1"/>
-    <w:semiHidden/>
     <w:unhideWhenUsed/>
   </w:style>
   <w:style w:type="table" w:default="1" w:styleId="NormaleTabelle">
